--- a/data/insights/CRTA.docx
+++ b/data/insights/CRTA.docx
@@ -19,7 +19,55 @@
     </w:p>
     <w:p>
       <w:r>
-        <w:t xml:space="preserve">В вашей задаче тест conditional relevance особенно полезен потому, что он отвечает на более тонкий вопрос, чем unconditional relevance. Последний говорит, несёт ли момент хоть какую-то локальную связь с параметрами модели. Но conditional relevance проверяет другое: остаётся ли эта связь </w:t>
+        <w:t xml:space="preserve">В вашей задаче тест </w:t>
+      </w:r>
+      <w:proofErr w:type="spellStart"/>
+      <w:r>
+        <w:t>conditional</w:t>
+      </w:r>
+      <w:proofErr w:type="spellEnd"/>
+      <w:r>
+        <w:t xml:space="preserve"> </w:t>
+      </w:r>
+      <w:proofErr w:type="spellStart"/>
+      <w:r>
+        <w:t>relevance</w:t>
+      </w:r>
+      <w:proofErr w:type="spellEnd"/>
+      <w:r>
+        <w:t xml:space="preserve"> особенно полезен потому, что он отвечает на более тонкий вопрос, чем </w:t>
+      </w:r>
+      <w:proofErr w:type="spellStart"/>
+      <w:r>
+        <w:t>unconditional</w:t>
+      </w:r>
+      <w:proofErr w:type="spellEnd"/>
+      <w:r>
+        <w:t xml:space="preserve"> </w:t>
+      </w:r>
+      <w:proofErr w:type="spellStart"/>
+      <w:r>
+        <w:t>relevance</w:t>
+      </w:r>
+      <w:proofErr w:type="spellEnd"/>
+      <w:r>
+        <w:t xml:space="preserve">. Последний говорит, несёт ли момент хоть какую-то локальную связь с параметрами модели. Но </w:t>
+      </w:r>
+      <w:proofErr w:type="spellStart"/>
+      <w:r>
+        <w:t>conditional</w:t>
+      </w:r>
+      <w:proofErr w:type="spellEnd"/>
+      <w:r>
+        <w:t xml:space="preserve"> </w:t>
+      </w:r>
+      <w:proofErr w:type="spellStart"/>
+      <w:r>
+        <w:t>relevance</w:t>
+      </w:r>
+      <w:proofErr w:type="spellEnd"/>
+      <w:r>
+        <w:t xml:space="preserve"> проверяет другое: остаётся ли эта связь </w:t>
       </w:r>
       <w:r>
         <w:rPr>
@@ -39,13 +87,21 @@
         <w:t>новый канал идентификации</w:t>
       </w:r>
       <w:r>
-        <w:t xml:space="preserve"> в присутствии всех прочих каналов. Поэтому переменная может быть релевантной в одиночку и одновременно условно нерелевантной в полной системе: её информация может уже целиком содержаться в других моментах. Именно такая логика и лежит в основе вашего двухшагового CRTA. </w:t>
+        <w:t xml:space="preserve"> в присутствии всех прочих каналов. Поэтому переменная может быть релевантной в одиночку и одновременно условно нерелевантной в полной системе: её информация может уже целиком содержаться в других моментах. Именно такая логика и лежит в основе вашего </w:t>
+      </w:r>
+      <w:proofErr w:type="spellStart"/>
+      <w:r>
+        <w:t>двухшагового</w:t>
+      </w:r>
+      <w:proofErr w:type="spellEnd"/>
+      <w:r>
+        <w:t xml:space="preserve"> CRTA. </w:t>
       </w:r>
     </w:p>
     <w:p>
       <w:r>
         <w:pict w14:anchorId="1C57F3E5">
-          <v:rect id="_x0000_i1055" style="width:0;height:1.5pt" o:hralign="center" o:hrstd="t" o:hr="t" fillcolor="#a0a0a0" stroked="f"/>
+          <v:rect id="_x0000_i1025" style="width:0;height:1.5pt" o:hralign="center" o:hrstd="t" o:hr="t" fillcolor="#a0a0a0" stroked="f"/>
         </w:pict>
       </w:r>
     </w:p>
@@ -76,7 +132,23 @@
         <w:t>базовыми носителями условной релевантности</w:t>
       </w:r>
       <w:r>
-        <w:t xml:space="preserve"> оказываются средняя ключевая ставка, её внутримесячная волатильность, краткосрочный депозитный спред, наблюдаемая инфляция и волатильность индекса МосБиржи. Это означает, что для месячного потребительского решения ключевым является не один отдельный финансовый показатель, а именно </w:t>
+        <w:t xml:space="preserve"> оказываются средняя ключевая ставка, её </w:t>
+      </w:r>
+      <w:proofErr w:type="spellStart"/>
+      <w:r>
+        <w:t>внутримесячная</w:t>
+      </w:r>
+      <w:proofErr w:type="spellEnd"/>
+      <w:r>
+        <w:t xml:space="preserve"> волатильность, краткосрочный депозитный спред, наблюдаемая инфляция и волатильность индекса </w:t>
+      </w:r>
+      <w:proofErr w:type="spellStart"/>
+      <w:r>
+        <w:t>МосБиржи</w:t>
+      </w:r>
+      <w:proofErr w:type="spellEnd"/>
+      <w:r>
+        <w:t xml:space="preserve">. Это означает, что для месячного потребительского решения ключевым является не один отдельный финансовый показатель, а именно </w:t>
       </w:r>
       <w:r>
         <w:rPr>
@@ -86,22 +158,78 @@
         <w:t>реальная цена межвременного переноса потребления</w:t>
       </w:r>
       <w:r>
-        <w:t xml:space="preserve"> и её нестабильность. В логике модели потребления это естественно: потребитель сравнивает текущее и будущее потребление, а реальные ставки, инфляция и финансовые спрэды задают относительную стоимость этого переноса. В классической межвременной и consumption-based традиции именно реальные, а не номинальные условия определяют выбор потребления и сбережений. </w:t>
-      </w:r>
-    </w:p>
-    <w:p>
-      <w:r>
-        <w:t xml:space="preserve">То, что краткосрочная доходность индекса МосБиржи и реальная доходность депозитов у вас не проходят CRTA как условно релевантные, но при этом часть финансовых величин сохраняет статус базисных, говорит о важной вещи: </w:t>
-      </w:r>
-      <w:r>
-        <w:rPr>
-          <w:b/>
-          <w:bCs/>
-        </w:rPr>
-        <w:t>агент не реагирует на точечный месячный return как таковой</w:t>
-      </w:r>
-      <w:r>
-        <w:t xml:space="preserve">, если уже учтены ставка, инфляция и спрэды. Иными словами, одноразовый рыночный импульс здесь не создаёт собственной идентификационной оси. Это хорошо согласуется с литературой по эффекту богатства: потребление может реагировать на фондовый рынок через уровень богатства, но не обязательно через краткосрочную доходность; кроме того, доходности акций часто являются forward-looking и могут отражать не сам wealth effect, а ожидания будущей конъюнктуры. В вашем наборе именно уровень рынка и денежно-кредитные условия оказываются более информативны, чем короткий шум доходности. </w:t>
+        <w:t xml:space="preserve"> и её нестабильность. В логике модели потребления это естественно: потребитель сравнивает текущее и будущее потребление, а реальные ставки, инфляция и финансовые спрэды задают относительную стоимость этого переноса. В классической межвременной и </w:t>
+      </w:r>
+      <w:proofErr w:type="spellStart"/>
+      <w:r>
+        <w:t>consumption-based</w:t>
+      </w:r>
+      <w:proofErr w:type="spellEnd"/>
+      <w:r>
+        <w:t xml:space="preserve"> традиции именно реальные, а не номинальные условия определяют выбор потребления и сбережений. </w:t>
+      </w:r>
+    </w:p>
+    <w:p>
+      <w:r>
+        <w:t xml:space="preserve">То, что краткосрочная доходность индекса </w:t>
+      </w:r>
+      <w:proofErr w:type="spellStart"/>
+      <w:r>
+        <w:t>МосБиржи</w:t>
+      </w:r>
+      <w:proofErr w:type="spellEnd"/>
+      <w:r>
+        <w:t xml:space="preserve"> и реальная доходность депозитов у вас не проходят CRTA как условно релевантные, но при этом часть финансовых величин сохраняет статус базисных, говорит о важной вещи: </w:t>
+      </w:r>
+      <w:r>
+        <w:rPr>
+          <w:b/>
+          <w:bCs/>
+        </w:rPr>
+        <w:t xml:space="preserve">агент не реагирует на точечный месячный </w:t>
+      </w:r>
+      <w:proofErr w:type="spellStart"/>
+      <w:r>
+        <w:rPr>
+          <w:b/>
+          <w:bCs/>
+        </w:rPr>
+        <w:t>return</w:t>
+      </w:r>
+      <w:proofErr w:type="spellEnd"/>
+      <w:r>
+        <w:rPr>
+          <w:b/>
+          <w:bCs/>
+        </w:rPr>
+        <w:t xml:space="preserve"> как таковой</w:t>
+      </w:r>
+      <w:r>
+        <w:t xml:space="preserve">, если уже учтены ставка, инфляция и спрэды. Иными словами, одноразовый рыночный импульс здесь не создаёт собственной идентификационной оси. Это хорошо согласуется с литературой по эффекту богатства: потребление может реагировать на фондовый рынок через уровень богатства, но не обязательно через краткосрочную доходность; кроме того, доходности акций часто являются </w:t>
+      </w:r>
+      <w:proofErr w:type="spellStart"/>
+      <w:r>
+        <w:t>forward-looking</w:t>
+      </w:r>
+      <w:proofErr w:type="spellEnd"/>
+      <w:r>
+        <w:t xml:space="preserve"> и могут отражать не сам </w:t>
+      </w:r>
+      <w:proofErr w:type="spellStart"/>
+      <w:r>
+        <w:t>wealth</w:t>
+      </w:r>
+      <w:proofErr w:type="spellEnd"/>
+      <w:r>
+        <w:t xml:space="preserve"> </w:t>
+      </w:r>
+      <w:proofErr w:type="spellStart"/>
+      <w:r>
+        <w:t>effect</w:t>
+      </w:r>
+      <w:proofErr w:type="spellEnd"/>
+      <w:r>
+        <w:t xml:space="preserve">, а ожидания будущей конъюнктуры. В вашем наборе именно уровень рынка и денежно-кредитные условия оказываются более информативны, чем короткий шум доходности. </w:t>
       </w:r>
     </w:p>
     <w:p>
@@ -126,7 +254,7 @@
     <w:p>
       <w:r>
         <w:pict w14:anchorId="75345E3F">
-          <v:rect id="_x0000_i1056" style="width:0;height:1.5pt" o:hralign="center" o:hrstd="t" o:hr="t" fillcolor="#a0a0a0" stroked="f"/>
+          <v:rect id="_x0000_i1026" style="width:0;height:1.5pt" o:hralign="center" o:hrstd="t" o:hr="t" fillcolor="#a0a0a0" stroked="f"/>
         </w:pict>
       </w:r>
     </w:p>
@@ -182,7 +310,47 @@
         <w:t>потребительское доверие и безработица не исчезают экономически</w:t>
       </w:r>
       <w:r>
-        <w:t xml:space="preserve">, хотя и не становятся отдельным базисным каналом в полной системе. Это скорее говорит о том, что они относятся к тому же латентному фактору, что и рост дохода: ожидания, устойчивость занятости и текущая доходная траектория. В литературе по consumer confidence показано, что индикаторы доверия способны предсказывать потребление даже после учёта фундаментальных переменных, а особенно сильно — в периоды резких изменений настроений и экономических стрессов. В то же время исследования precautionary saving показывают, что рост риска безработицы порождает осторожностное сбережение, то есть влияет на потребление через канал риска дохода, а не просто через уровень текущей зарплаты. Поэтому в вашем результате доверие и безработица выглядят как </w:t>
+        <w:t xml:space="preserve">, хотя и не становятся отдельным базисным каналом в полной системе. Это скорее говорит о том, что они относятся к тому же латентному фактору, что и рост дохода: ожидания, устойчивость занятости и текущая доходная траектория. В литературе по </w:t>
+      </w:r>
+      <w:proofErr w:type="spellStart"/>
+      <w:r>
+        <w:t>consumer</w:t>
+      </w:r>
+      <w:proofErr w:type="spellEnd"/>
+      <w:r>
+        <w:t xml:space="preserve"> </w:t>
+      </w:r>
+      <w:proofErr w:type="spellStart"/>
+      <w:r>
+        <w:t>confidence</w:t>
+      </w:r>
+      <w:proofErr w:type="spellEnd"/>
+      <w:r>
+        <w:t xml:space="preserve"> показано, что индикаторы доверия способны предсказывать потребление даже после учёта фундаментальных переменных, а особенно сильно — в периоды резких изменений настроений и экономических стрессов. В то же время исследования </w:t>
+      </w:r>
+      <w:proofErr w:type="spellStart"/>
+      <w:r>
+        <w:t>precautionary</w:t>
+      </w:r>
+      <w:proofErr w:type="spellEnd"/>
+      <w:r>
+        <w:t xml:space="preserve"> </w:t>
+      </w:r>
+      <w:proofErr w:type="spellStart"/>
+      <w:r>
+        <w:t>saving</w:t>
+      </w:r>
+      <w:proofErr w:type="spellEnd"/>
+      <w:r>
+        <w:t xml:space="preserve"> показывают, что рост риска безработицы порождает </w:t>
+      </w:r>
+      <w:proofErr w:type="spellStart"/>
+      <w:r>
+        <w:t>осторожностное</w:t>
+      </w:r>
+      <w:proofErr w:type="spellEnd"/>
+      <w:r>
+        <w:t xml:space="preserve"> сбережение, то есть влияет на потребление через канал риска дохода, а не просто через уровень текущей зарплаты. Поэтому в вашем результате доверие и безработица выглядят как </w:t>
       </w:r>
       <w:r>
         <w:rPr>
@@ -197,7 +365,15 @@
     </w:p>
     <w:p>
       <w:r>
-        <w:t xml:space="preserve">Это особенно хорошо согласуется с тем, что переменные реального выпуска и розницы в блоке не становятся самостоятельными базисными моментами. Для потребителя они, по-видимому, слишком сильно коррелируют с доходом и ожиданиями, чтобы в локальном смысле добавить собственную информацию. Иными словами, блок фундаментальных условий в вашем CRTA скорее подтверждает не “многоканальность” независимо действующих макрошоков, а наличие </w:t>
+        <w:t xml:space="preserve">Это особенно хорошо согласуется с тем, что переменные реального выпуска и розницы в блоке не становятся самостоятельными базисными моментами. Для потребителя они, по-видимому, слишком сильно коррелируют с доходом и ожиданиями, чтобы в локальном смысле добавить собственную информацию. Иными словами, блок фундаментальных условий в вашем CRTA скорее подтверждает не “многоканальность” независимо действующих </w:t>
+      </w:r>
+      <w:proofErr w:type="spellStart"/>
+      <w:r>
+        <w:t>макрошоков</w:t>
+      </w:r>
+      <w:proofErr w:type="spellEnd"/>
+      <w:r>
+        <w:t xml:space="preserve">, а наличие </w:t>
       </w:r>
       <w:r>
         <w:rPr>
@@ -213,7 +389,7 @@
     <w:p>
       <w:r>
         <w:pict w14:anchorId="751090B8">
-          <v:rect id="_x0000_i1057" style="width:0;height:1.5pt" o:hralign="center" o:hrstd="t" o:hr="t" fillcolor="#a0a0a0" stroked="f"/>
+          <v:rect id="_x0000_i1027" style="width:0;height:1.5pt" o:hralign="center" o:hrstd="t" o:hr="t" fillcolor="#a0a0a0" stroked="f"/>
         </w:pict>
       </w:r>
     </w:p>
@@ -255,7 +431,23 @@
         <w:t>режима неопределённости</w:t>
       </w:r>
       <w:r>
-        <w:t xml:space="preserve">. VIX как раз и трактуется Cboe как индекс 30-дневной ожидаемой волатильности, то есть forward-looking мера рыночного страха и неопределённости. </w:t>
+        <w:t xml:space="preserve">. VIX как раз и трактуется </w:t>
+      </w:r>
+      <w:proofErr w:type="spellStart"/>
+      <w:r>
+        <w:t>Cboe</w:t>
+      </w:r>
+      <w:proofErr w:type="spellEnd"/>
+      <w:r>
+        <w:t xml:space="preserve"> как индекс 30-дневной ожидаемой волатильности, то есть </w:t>
+      </w:r>
+      <w:proofErr w:type="spellStart"/>
+      <w:r>
+        <w:t>forward-looking</w:t>
+      </w:r>
+      <w:proofErr w:type="spellEnd"/>
+      <w:r>
+        <w:t xml:space="preserve"> мера рыночного страха и неопределённости. </w:t>
       </w:r>
     </w:p>
     <w:p>
@@ -291,7 +483,7 @@
     <w:p>
       <w:r>
         <w:pict w14:anchorId="178CCA2C">
-          <v:rect id="_x0000_i1058" style="width:0;height:1.5pt" o:hralign="center" o:hrstd="t" o:hr="t" fillcolor="#a0a0a0" stroked="f"/>
+          <v:rect id="_x0000_i1028" style="width:0;height:1.5pt" o:hralign="center" o:hrstd="t" o:hr="t" fillcolor="#a0a0a0" stroked="f"/>
         </w:pict>
       </w:r>
     </w:p>
@@ -332,7 +524,15 @@
         <w:t>различные измерения одной и той же латентной среды</w:t>
       </w:r>
       <w:r>
-        <w:t xml:space="preserve">, а не как полностью независимые каналы. С точки зрения CRTA это и есть ожидаемый результат сильной многократной перекрываемости моментов: </w:t>
+        <w:t xml:space="preserve">, а не как полностью независимые каналы. С точки зрения CRTA это и есть ожидаемый результат сильной многократной </w:t>
+      </w:r>
+      <w:proofErr w:type="spellStart"/>
+      <w:r>
+        <w:t>перекрываемости</w:t>
+      </w:r>
+      <w:proofErr w:type="spellEnd"/>
+      <w:r>
+        <w:t xml:space="preserve"> моментов: </w:t>
       </w:r>
       <w:r>
         <w:lastRenderedPageBreak/>
@@ -357,7 +557,7 @@
     <w:p>
       <w:r>
         <w:pict w14:anchorId="0F34C00C">
-          <v:rect id="_x0000_i1059" style="width:0;height:1.5pt" o:hralign="center" o:hrstd="t" o:hr="t" fillcolor="#a0a0a0" stroked="f"/>
+          <v:rect id="_x0000_i1029" style="width:0;height:1.5pt" o:hralign="center" o:hrstd="t" o:hr="t" fillcolor="#a0a0a0" stroked="f"/>
         </w:pict>
       </w:r>
     </w:p>
@@ -378,7 +578,23 @@
     </w:p>
     <w:p>
       <w:r>
-        <w:t xml:space="preserve">В совокупности результаты conditional relevance позволяют сформулировать следующий вывод. В вашей модели потребления рациональный месячный агент ориентируется прежде всего на </w:t>
+        <w:t xml:space="preserve">В совокупности результаты </w:t>
+      </w:r>
+      <w:proofErr w:type="spellStart"/>
+      <w:r>
+        <w:t>conditional</w:t>
+      </w:r>
+      <w:proofErr w:type="spellEnd"/>
+      <w:r>
+        <w:t xml:space="preserve"> </w:t>
+      </w:r>
+      <w:proofErr w:type="spellStart"/>
+      <w:r>
+        <w:t>relevance</w:t>
+      </w:r>
+      <w:proofErr w:type="spellEnd"/>
+      <w:r>
+        <w:t xml:space="preserve"> позволяют сформулировать следующий вывод. В вашей модели потребления рациональный месячный агент ориентируется прежде всего на </w:t>
       </w:r>
       <w:r>
         <w:rPr>
@@ -408,7 +624,31 @@
         <w:t>один канал внешней неопределённости</w:t>
       </w:r>
       <w:r>
-        <w:t xml:space="preserve">. Внутри монетарно-финансового блока наиболее самостоятельными оказываются ставка, инфляция и часть процентной структуры; внутри фундаментального блока — реальная заработная плата как базовый доходный сигнал; внутри внешнего блока — лаговая рыночная неопределённость, измеряемая VIX. При объединении всех блоков большая часть переменных оказывается условно нерелевантной, что говорит о сильной перекрываемости экономической информации и о том, что в локальном смысле идентификацию модели обеспечивают лишь несколько действительно независимых факторов. Это и есть главный смысл conditional relevance: он не ранжирует “важность” факторов в бытовом смысле, а показывает, какие из них добавляют </w:t>
+        <w:t xml:space="preserve">. Внутри монетарно-финансового блока наиболее самостоятельными оказываются ставка, инфляция и часть процентной структуры; внутри фундаментального блока — реальная заработная плата как базовый доходный сигнал; внутри внешнего блока — лаговая рыночная неопределённость, измеряемая VIX. При объединении всех блоков большая часть переменных оказывается условно нерелевантной, что говорит о сильной </w:t>
+      </w:r>
+      <w:proofErr w:type="spellStart"/>
+      <w:r>
+        <w:t>перекрываемости</w:t>
+      </w:r>
+      <w:proofErr w:type="spellEnd"/>
+      <w:r>
+        <w:t xml:space="preserve"> экономической информации и о том, что в локальном смысле идентификацию модели обеспечивают лишь несколько действительно независимых факторов. Это и есть главный смысл </w:t>
+      </w:r>
+      <w:proofErr w:type="spellStart"/>
+      <w:r>
+        <w:t>conditional</w:t>
+      </w:r>
+      <w:proofErr w:type="spellEnd"/>
+      <w:r>
+        <w:t xml:space="preserve"> </w:t>
+      </w:r>
+      <w:proofErr w:type="spellStart"/>
+      <w:r>
+        <w:t>relevance</w:t>
+      </w:r>
+      <w:proofErr w:type="spellEnd"/>
+      <w:r>
+        <w:t xml:space="preserve">: он не ранжирует “важность” факторов в бытовом смысле, а показывает, какие из них добавляют </w:t>
       </w:r>
       <w:r>
         <w:rPr>
@@ -427,6 +667,74 @@
       </w:r>
     </w:p>
     <w:p/>
+    <w:p/>
+    <w:p>
+      <w:r>
+        <w:t>Таким образом, мы получаем ответ на вопрос, который даже не ставили. Эффективен ли ЦБ РФ с точки зрения влияния на потребление индивида путем грамотного учета макроэкономических факторов в своей ставке. Да, он полностью формирует один независимый канал, который включает в себя все факторы!</w:t>
+      </w:r>
+    </w:p>
+    <w:p>
+      <w:pPr>
+        <w:rPr>
+          <w:lang w:val="en-US"/>
+        </w:rPr>
+      </w:pPr>
+      <w:r>
+        <w:rPr>
+          <w:highlight w:val="yellow"/>
+          <w:lang w:val="en-US"/>
+        </w:rPr>
+        <w:t xml:space="preserve">+ </w:t>
+      </w:r>
+      <w:r>
+        <w:rPr>
+          <w:highlight w:val="yellow"/>
+        </w:rPr>
+        <w:t>нужно</w:t>
+      </w:r>
+      <w:r>
+        <w:rPr>
+          <w:highlight w:val="yellow"/>
+          <w:lang w:val="en-US"/>
+        </w:rPr>
+        <w:t xml:space="preserve"> </w:t>
+      </w:r>
+      <w:r>
+        <w:rPr>
+          <w:highlight w:val="yellow"/>
+        </w:rPr>
+        <w:t>добавить</w:t>
+      </w:r>
+      <w:r>
+        <w:rPr>
+          <w:highlight w:val="yellow"/>
+          <w:lang w:val="en-US"/>
+        </w:rPr>
+        <w:t xml:space="preserve"> </w:t>
+      </w:r>
+      <w:r>
+        <w:rPr>
+          <w:highlight w:val="yellow"/>
+        </w:rPr>
+        <w:t>результаты</w:t>
+      </w:r>
+      <w:r>
+        <w:rPr>
+          <w:highlight w:val="yellow"/>
+          <w:lang w:val="en-US"/>
+        </w:rPr>
+        <w:t xml:space="preserve"> </w:t>
+      </w:r>
+      <w:proofErr w:type="spellStart"/>
+      <w:r>
+        <w:rPr>
+          <w:highlight w:val="yellow"/>
+          <w:lang w:val="en-US"/>
+        </w:rPr>
+        <w:t>CRTA_of_main_dataset_without_mean_rate</w:t>
+      </w:r>
+      <w:proofErr w:type="spellEnd"/>
+    </w:p>
     <w:sectPr>
       <w:pgSz w:w="11906" w:h="16838"/>
       <w:pgMar w:top="1134" w:right="850" w:bottom="1134" w:left="1701" w:header="708" w:footer="708" w:gutter="0"/>
@@ -1040,6 +1348,7 @@
   <w:style w:type="character" w:default="1" w:styleId="a0">
     <w:name w:val="Default Paragraph Font"/>
     <w:uiPriority w:val="1"/>
+    <w:semiHidden/>
     <w:unhideWhenUsed/>
   </w:style>
   <w:style w:type="table" w:default="1" w:styleId="a1">
